--- a/docs/reports/Informe_UX_Brief_Contrabrief_Debrief_Vectra_Cure.docx
+++ b/docs/reports/Informe_UX_Brief_Contrabrief_Debrief_Vectra_Cure.docx
@@ -387,7 +387,7 @@
         <w:tc>
           <w:tcPr>
             <w:tcW w:type="dxa" w:w="2232"/>
-            <w:shd w:fill="0284C7" w:val="clear"/>
+            <w:shd w:fill="276EF1" w:val="clear"/>
             <w:vAlign w:val="center"/>
             <w:tcMar>
               <w:top w:w="100" w:type="dxa"/>
@@ -416,7 +416,7 @@
         <w:tc>
           <w:tcPr>
             <w:tcW w:type="dxa" w:w="7128"/>
-            <w:shd w:fill="0284C7" w:val="clear"/>
+            <w:shd w:fill="276EF1" w:val="clear"/>
             <w:vAlign w:val="center"/>
             <w:tcMar>
               <w:top w:w="100" w:type="dxa"/>
@@ -714,7 +714,7 @@
         <w:tc>
           <w:tcPr>
             <w:tcW w:type="dxa" w:w="2376"/>
-            <w:shd w:fill="0284C7" w:val="clear"/>
+            <w:shd w:fill="276EF1" w:val="clear"/>
             <w:vAlign w:val="center"/>
             <w:tcMar>
               <w:top w:w="100" w:type="dxa"/>
@@ -743,7 +743,7 @@
         <w:tc>
           <w:tcPr>
             <w:tcW w:type="dxa" w:w="3168"/>
-            <w:shd w:fill="0284C7" w:val="clear"/>
+            <w:shd w:fill="276EF1" w:val="clear"/>
             <w:vAlign w:val="center"/>
             <w:tcMar>
               <w:top w:w="100" w:type="dxa"/>
@@ -772,7 +772,7 @@
         <w:tc>
           <w:tcPr>
             <w:tcW w:type="dxa" w:w="3816"/>
-            <w:shd w:fill="0284C7" w:val="clear"/>
+            <w:shd w:fill="276EF1" w:val="clear"/>
             <w:vAlign w:val="center"/>
             <w:tcMar>
               <w:top w:w="100" w:type="dxa"/>
@@ -1270,7 +1270,7 @@
         <w:tc>
           <w:tcPr>
             <w:tcW w:type="dxa" w:w="2088"/>
-            <w:shd w:fill="0284C7" w:val="clear"/>
+            <w:shd w:fill="276EF1" w:val="clear"/>
             <w:vAlign w:val="center"/>
             <w:tcMar>
               <w:top w:w="100" w:type="dxa"/>
@@ -1299,7 +1299,7 @@
         <w:tc>
           <w:tcPr>
             <w:tcW w:type="dxa" w:w="3384"/>
-            <w:shd w:fill="0284C7" w:val="clear"/>
+            <w:shd w:fill="276EF1" w:val="clear"/>
             <w:vAlign w:val="center"/>
             <w:tcMar>
               <w:top w:w="100" w:type="dxa"/>
@@ -1328,7 +1328,7 @@
         <w:tc>
           <w:tcPr>
             <w:tcW w:type="dxa" w:w="3888"/>
-            <w:shd w:fill="0284C7" w:val="clear"/>
+            <w:shd w:fill="276EF1" w:val="clear"/>
             <w:vAlign w:val="center"/>
             <w:tcMar>
               <w:top w:w="100" w:type="dxa"/>
@@ -1823,7 +1823,7 @@
         <w:tc>
           <w:tcPr>
             <w:tcW w:type="dxa" w:w="4680"/>
-            <w:shd w:fill="0284C7" w:val="clear"/>
+            <w:shd w:fill="276EF1" w:val="clear"/>
             <w:vAlign w:val="center"/>
             <w:tcMar>
               <w:top w:w="100" w:type="dxa"/>
@@ -1852,7 +1852,7 @@
         <w:tc>
           <w:tcPr>
             <w:tcW w:type="dxa" w:w="4680"/>
-            <w:shd w:fill="0284C7" w:val="clear"/>
+            <w:shd w:fill="276EF1" w:val="clear"/>
             <w:vAlign w:val="center"/>
             <w:tcMar>
               <w:top w:w="100" w:type="dxa"/>
@@ -1962,7 +1962,7 @@
                 <w:color w:val="000000"/>
                 <w:sz w:val="21"/>
               </w:rPr>
-              <w:t>Perfil de especialista, Side Drawer con fotos, reseñas y tarifas aproximadas.</w:t>
+              <w:t>Perfil de especialista: tarjeta expandible con fotos, reseñas y tarifas aproximadas.</w:t>
             </w:r>
           </w:p>
         </w:tc>
@@ -2185,7 +2185,7 @@
           <w:color w:val="000000"/>
           <w:sz w:val="24"/>
         </w:rPr>
-        <w:t>El Side Drawer debe abrirse desde la tarjeta y cerrarse al hacer clic en el mapa o ejecutar el gesto de cierre definido.</w:t>
+        <w:t>La tarjeta debe expandirse en su lugar y colapsarse al hacer clic en el mapa o ejecutar el gesto de cierre definido.</w:t>
       </w:r>
     </w:p>
     <w:p>
@@ -2324,7 +2324,7 @@
         <w:tc>
           <w:tcPr>
             <w:tcW w:type="dxa" w:w="3384"/>
-            <w:shd w:fill="0284C7" w:val="clear"/>
+            <w:shd w:fill="276EF1" w:val="clear"/>
             <w:vAlign w:val="center"/>
             <w:tcMar>
               <w:top w:w="100" w:type="dxa"/>
@@ -2353,7 +2353,7 @@
         <w:tc>
           <w:tcPr>
             <w:tcW w:type="dxa" w:w="5976"/>
-            <w:shd w:fill="0284C7" w:val="clear"/>
+            <w:shd w:fill="276EF1" w:val="clear"/>
             <w:vAlign w:val="center"/>
             <w:tcMar>
               <w:top w:w="100" w:type="dxa"/>
@@ -2709,7 +2709,7 @@
         <w:tc>
           <w:tcPr>
             <w:tcW w:type="dxa" w:w="1152"/>
-            <w:shd w:fill="0284C7" w:val="clear"/>
+            <w:shd w:fill="276EF1" w:val="clear"/>
             <w:vAlign w:val="center"/>
             <w:tcMar>
               <w:top w:w="100" w:type="dxa"/>
@@ -2738,7 +2738,7 @@
         <w:tc>
           <w:tcPr>
             <w:tcW w:type="dxa" w:w="4320"/>
-            <w:shd w:fill="0284C7" w:val="clear"/>
+            <w:shd w:fill="276EF1" w:val="clear"/>
             <w:vAlign w:val="center"/>
             <w:tcMar>
               <w:top w:w="100" w:type="dxa"/>
@@ -2767,7 +2767,7 @@
         <w:tc>
           <w:tcPr>
             <w:tcW w:type="dxa" w:w="3888"/>
-            <w:shd w:fill="0284C7" w:val="clear"/>
+            <w:shd w:fill="276EF1" w:val="clear"/>
             <w:vAlign w:val="center"/>
             <w:tcMar>
               <w:top w:w="100" w:type="dxa"/>
@@ -3263,7 +3263,7 @@
         <w:tc>
           <w:tcPr>
             <w:tcW w:type="dxa" w:w="2448"/>
-            <w:shd w:fill="0284C7" w:val="clear"/>
+            <w:shd w:fill="276EF1" w:val="clear"/>
             <w:vAlign w:val="center"/>
             <w:tcMar>
               <w:top w:w="100" w:type="dxa"/>
@@ -3292,7 +3292,7 @@
         <w:tc>
           <w:tcPr>
             <w:tcW w:type="dxa" w:w="2880"/>
-            <w:shd w:fill="0284C7" w:val="clear"/>
+            <w:shd w:fill="276EF1" w:val="clear"/>
             <w:vAlign w:val="center"/>
             <w:tcMar>
               <w:top w:w="100" w:type="dxa"/>
@@ -3321,7 +3321,7 @@
         <w:tc>
           <w:tcPr>
             <w:tcW w:type="dxa" w:w="4032"/>
-            <w:shd w:fill="0284C7" w:val="clear"/>
+            <w:shd w:fill="276EF1" w:val="clear"/>
             <w:vAlign w:val="center"/>
             <w:tcMar>
               <w:top w:w="100" w:type="dxa"/>
@@ -3859,7 +3859,7 @@
                 <w:color w:val="000000"/>
                 <w:sz w:val="21"/>
               </w:rPr>
-              <w:t>Aplicar jerarquía fija, filtros ordenados y contenido progresivo en el Side Drawer.</w:t>
+              <w:t>Aplicar jerarquía fija, filtros ordenados y contenido progresivo en la tarjeta expandida.</w:t>
             </w:r>
           </w:p>
         </w:tc>
@@ -3902,7 +3902,7 @@
           <w:color w:val="000000"/>
           <w:sz w:val="24"/>
         </w:rPr>
-        <w:t>El prototipo utiliza Google Maps Places API o datos simulados equivalentes para ubicación, distancia, fotografías y horarios.</w:t>
+        <w:t>El prototipo utiliza Leaflet con OpenStreetMap, y datos simulados equivalentes, para ubicación, distancia, fotografías y horarios.</w:t>
       </w:r>
     </w:p>
     <w:p>
@@ -4026,7 +4026,7 @@
         <w:tc>
           <w:tcPr>
             <w:tcW w:type="dxa" w:w="2736"/>
-            <w:shd w:fill="0284C7" w:val="clear"/>
+            <w:shd w:fill="276EF1" w:val="clear"/>
             <w:vAlign w:val="center"/>
             <w:tcMar>
               <w:top w:w="100" w:type="dxa"/>
@@ -4055,7 +4055,7 @@
         <w:tc>
           <w:tcPr>
             <w:tcW w:type="dxa" w:w="3816"/>
-            <w:shd w:fill="0284C7" w:val="clear"/>
+            <w:shd w:fill="276EF1" w:val="clear"/>
             <w:vAlign w:val="center"/>
             <w:tcMar>
               <w:top w:w="100" w:type="dxa"/>
@@ -4084,7 +4084,7 @@
         <w:tc>
           <w:tcPr>
             <w:tcW w:type="dxa" w:w="2808"/>
-            <w:shd w:fill="0284C7" w:val="clear"/>
+            <w:shd w:fill="276EF1" w:val="clear"/>
             <w:vAlign w:val="center"/>
             <w:tcMar>
               <w:top w:w="100" w:type="dxa"/>
@@ -4579,7 +4579,7 @@
         <w:tc>
           <w:tcPr>
             <w:tcW w:type="dxa" w:w="2880"/>
-            <w:shd w:fill="0284C7" w:val="clear"/>
+            <w:shd w:fill="276EF1" w:val="clear"/>
             <w:vAlign w:val="center"/>
             <w:tcMar>
               <w:top w:w="100" w:type="dxa"/>
@@ -4608,7 +4608,7 @@
         <w:tc>
           <w:tcPr>
             <w:tcW w:type="dxa" w:w="6480"/>
-            <w:shd w:fill="0284C7" w:val="clear"/>
+            <w:shd w:fill="276EF1" w:val="clear"/>
             <w:vAlign w:val="center"/>
             <w:tcMar>
               <w:top w:w="100" w:type="dxa"/>
@@ -4920,7 +4920,7 @@
                 <w:color w:val="000000"/>
                 <w:sz w:val="21"/>
               </w:rPr>
-              <w:t>Se revisan exploración, reserva, consulta/cancelación, búsqueda sin resultados, registro de especialista y perfil con Side Drawer.</w:t>
+              <w:t>Se revisan exploración, reserva, consulta/cancelación, búsqueda sin resultados, registro de especialista y perfil con tarjeta expandible.</w:t>
             </w:r>
           </w:p>
         </w:tc>
@@ -4964,7 +4964,7 @@
         <w:tc>
           <w:tcPr>
             <w:tcW w:type="dxa" w:w="2376"/>
-            <w:shd w:fill="0284C7" w:val="clear"/>
+            <w:shd w:fill="276EF1" w:val="clear"/>
             <w:vAlign w:val="center"/>
             <w:tcMar>
               <w:top w:w="100" w:type="dxa"/>
@@ -4993,7 +4993,7 @@
         <w:tc>
           <w:tcPr>
             <w:tcW w:type="dxa" w:w="3600"/>
-            <w:shd w:fill="0284C7" w:val="clear"/>
+            <w:shd w:fill="276EF1" w:val="clear"/>
             <w:vAlign w:val="center"/>
             <w:tcMar>
               <w:top w:w="100" w:type="dxa"/>
@@ -5022,7 +5022,7 @@
         <w:tc>
           <w:tcPr>
             <w:tcW w:type="dxa" w:w="3384"/>
-            <w:shd w:fill="0284C7" w:val="clear"/>
+            <w:shd w:fill="276EF1" w:val="clear"/>
             <w:vAlign w:val="center"/>
             <w:tcMar>
               <w:top w:w="100" w:type="dxa"/>
